--- a/downloads/teacher/04 Units/Unit 03 - Human Development and Relationships - Growing Up, Getting Along/Assessment 03.2 - Unit 3 Test.docx
+++ b/downloads/teacher/04 Units/Unit 03 - Human Development and Relationships - Growing Up, Getting Along/Assessment 03.2 - Unit 3 Test.docx
@@ -2289,11 +2289,17 @@
       <w:r>
         <w:t xml:space="preserve">Scoring notes:</w:t>
       </w:r>
-      <w:r>
-        <w:t xml:space="preserve"> </w:t>
-      </w:r>
-      <w:r>
-        <w:t xml:space="preserve">- Item 19 is the safety scenario. A student who writes</w:t>
+    </w:p>
+    <w:p>
+      <w:pPr>
+        <w:numPr>
+          <w:ilvl w:val="0"/>
+          <w:numId w:val="1008"/>
+        </w:numPr>
+        <w:pStyle w:val="Compact"/>
+      </w:pPr>
+      <w:r>
+        <w:t xml:space="preserve">Item 19 is the safety scenario. A student who writes</w:t>
       </w:r>
       <w:r>
         <w:t xml:space="preserve"> </w:t>
@@ -2313,11 +2319,17 @@
       <w:r>
         <w:t xml:space="preserve">anywhere in c) as something to do earns 0 on c) and gets a conversation, not just a mark.</w:t>
       </w:r>
-      <w:r>
-        <w:t xml:space="preserve"> </w:t>
-      </w:r>
-      <w:r>
-        <w:t xml:space="preserve">- Item 20 is Sal’s High tiered objective for Types of Families (</w:t>
+    </w:p>
+    <w:p>
+      <w:pPr>
+        <w:numPr>
+          <w:ilvl w:val="0"/>
+          <w:numId w:val="1008"/>
+        </w:numPr>
+        <w:pStyle w:val="Compact"/>
+      </w:pPr>
+      <w:r>
+        <w:t xml:space="preserve">Item 20 is Sal’s High tiered objective for Types of Families (</w:t>
       </w:r>
       <w:r>
         <w:t xml:space="preserve">“</w:t>
@@ -2331,11 +2343,17 @@
       <w:r>
         <w:t xml:space="preserve">) as a test item.</w:t>
       </w:r>
-      <w:r>
-        <w:t xml:space="preserve"> </w:t>
-      </w:r>
-      <w:r>
-        <w:t xml:space="preserve">- Items 1 to 8 assume the terms in Lessons 3.1 to 3.9 (stages, four aspects, object permanence, heredity and environment, self-concept, peer pressure, stress causes and the toolkit, refusal lines).</w:t>
+    </w:p>
+    <w:p>
+      <w:pPr>
+        <w:numPr>
+          <w:ilvl w:val="0"/>
+          <w:numId w:val="1008"/>
+        </w:numPr>
+        <w:pStyle w:val="Compact"/>
+      </w:pPr>
+      <w:r>
+        <w:t xml:space="preserve">Items 1 to 8 assume the terms in Lessons 3.1 to 3.9 (stages, four aspects, object permanence, heredity and environment, self-concept, peer pressure, stress causes and the toolkit, refusal lines).</w:t>
       </w:r>
       <w:r>
         <w:t xml:space="preserve"> </w:t>
@@ -2346,17 +2364,29 @@
         </w:rPr>
         <w:t xml:space="preserve">[Sal: if those lessons used different labels for the stages or the aspects, change the key, not the students’ answers.]</w:t>
       </w:r>
-      <w:r>
-        <w:t xml:space="preserve"> </w:t>
-      </w:r>
-      <w:r>
-        <w:t xml:space="preserve">- A retake is one retake after a review, best score counts, per the grading plan. The retake uses the same items with items 14, 18, and 19 reordered.</w:t>
-      </w:r>
-      <w:r>
-        <w:t xml:space="preserve"> </w:t>
-      </w:r>
-      <w:r>
-        <w:t xml:space="preserve">- Extended time: the test continues at the start of Lesson 4.1 or in a resource period. The test may be read aloud, and item 20 may be answered orally and scribed.</w:t>
+    </w:p>
+    <w:p>
+      <w:pPr>
+        <w:numPr>
+          <w:ilvl w:val="0"/>
+          <w:numId w:val="1008"/>
+        </w:numPr>
+        <w:pStyle w:val="Compact"/>
+      </w:pPr>
+      <w:r>
+        <w:t xml:space="preserve">A retake is one retake after a review, best score counts, per the grading plan. The retake uses the same items with items 14, 18, and 19 reordered.</w:t>
+      </w:r>
+    </w:p>
+    <w:p>
+      <w:pPr>
+        <w:numPr>
+          <w:ilvl w:val="0"/>
+          <w:numId w:val="1008"/>
+        </w:numPr>
+        <w:pStyle w:val="Compact"/>
+      </w:pPr>
+      <w:r>
+        <w:t xml:space="preserve">Extended time: the test continues at the start of Lesson 4.1 or in a resource period. The test may be read aloud, and item 20 may be answered orally and scribed.</w:t>
       </w:r>
     </w:p>
     <w:sectPr>
@@ -2989,6 +3019,109 @@
       </w:pPr>
     </w:lvl>
   </w:abstractNum>
+  <w:abstractNum w:abstractNumId="991">
+    <w:nsid w:val="4fbe019a"/>
+    <w:multiLevelType w:val="multilevel"/>
+    <w:lvl w:ilvl="0">
+      <w:numFmt w:val="bullet"/>
+      <w:lvlText w:val="•"/>
+      <w:lvlJc w:val="left"/>
+      <w:pPr>
+        <w:tabs>
+          <w:tab w:val="num" w:pos="0"/>
+        </w:tabs>
+        <w:ind w:left="480" w:hanging="480"/>
+      </w:pPr>
+    </w:lvl>
+    <w:lvl w:ilvl="1">
+      <w:numFmt w:val="bullet"/>
+      <w:lvlText w:val="–"/>
+      <w:lvlJc w:val="left"/>
+      <w:pPr>
+        <w:tabs>
+          <w:tab w:val="num" w:pos="720"/>
+        </w:tabs>
+        <w:ind w:left="1200" w:hanging="480"/>
+      </w:pPr>
+    </w:lvl>
+    <w:lvl w:ilvl="2">
+      <w:numFmt w:val="bullet"/>
+      <w:lvlText w:val="•"/>
+      <w:lvlJc w:val="left"/>
+      <w:pPr>
+        <w:tabs>
+          <w:tab w:val="num" w:pos="1440"/>
+        </w:tabs>
+        <w:ind w:left="1920" w:hanging="480"/>
+      </w:pPr>
+    </w:lvl>
+    <w:lvl w:ilvl="3">
+      <w:numFmt w:val="bullet"/>
+      <w:lvlText w:val="–"/>
+      <w:lvlJc w:val="left"/>
+      <w:pPr>
+        <w:tabs>
+          <w:tab w:val="num" w:pos="2160"/>
+        </w:tabs>
+        <w:ind w:left="2640" w:hanging="480"/>
+      </w:pPr>
+    </w:lvl>
+    <w:lvl w:ilvl="4">
+      <w:numFmt w:val="bullet"/>
+      <w:lvlText w:val="•"/>
+      <w:lvlJc w:val="left"/>
+      <w:pPr>
+        <w:tabs>
+          <w:tab w:val="num" w:pos="2880"/>
+        </w:tabs>
+        <w:ind w:left="3360" w:hanging="480"/>
+      </w:pPr>
+    </w:lvl>
+    <w:lvl w:ilvl="5">
+      <w:numFmt w:val="bullet"/>
+      <w:lvlText w:val="–"/>
+      <w:lvlJc w:val="left"/>
+      <w:pPr>
+        <w:tabs>
+          <w:tab w:val="num" w:pos="3600"/>
+        </w:tabs>
+        <w:ind w:left="4080" w:hanging="480"/>
+      </w:pPr>
+    </w:lvl>
+    <w:lvl w:ilvl="6">
+      <w:numFmt w:val="bullet"/>
+      <w:lvlText w:val="•"/>
+      <w:lvlJc w:val="left"/>
+      <w:pPr>
+        <w:tabs>
+          <w:tab w:val="num" w:pos="4320"/>
+        </w:tabs>
+        <w:ind w:left="4800" w:hanging="480"/>
+      </w:pPr>
+    </w:lvl>
+    <w:lvl w:ilvl="7">
+      <w:numFmt w:val="bullet"/>
+      <w:lvlText w:val="–"/>
+      <w:lvlJc w:val="left"/>
+      <w:pPr>
+        <w:tabs>
+          <w:tab w:val="num" w:pos="5040"/>
+        </w:tabs>
+        <w:ind w:left="5520" w:hanging="480"/>
+      </w:pPr>
+    </w:lvl>
+    <w:lvl w:ilvl="8">
+      <w:numFmt w:val="bullet"/>
+      <w:lvlText w:val="•"/>
+      <w:lvlJc w:val="left"/>
+      <w:pPr>
+        <w:tabs>
+          <w:tab w:val="num" w:pos="5760"/>
+        </w:tabs>
+        <w:ind w:left="6240" w:hanging="480"/>
+      </w:pPr>
+    </w:lvl>
+  </w:abstractNum>
   <w:num w:numId="1000">
     <w:abstractNumId w:val="990"/>
   </w:num>
@@ -3201,6 +3334,9 @@
     <w:lvlOverride w:ilvl="8">
       <w:startOverride w:val="3"/>
     </w:lvlOverride>
+  </w:num>
+  <w:num w:numId="1008">
+    <w:abstractNumId w:val="991"/>
   </w:num>
 </w:numbering>
 </file>

--- a/downloads/teacher/04 Units/Unit 03 - Human Development and Relationships - Growing Up, Getting Along/Assessment 03.2 - Unit 3 Test.docx
+++ b/downloads/teacher/04 Units/Unit 03 - Human Development and Relationships - Growing Up, Getting Along/Assessment 03.2 - Unit 3 Test.docx
@@ -770,7 +770,7 @@
         <w:t xml:space="preserve"> </w:t>
       </w:r>
       <w:r>
-        <w:t xml:space="preserve">(3 points) Match each community support to what it does. Write the letter.</w:t>
+        <w:t xml:space="preserve">(2 points) Match each community support to what it does. Write the letter.</w:t>
       </w:r>
     </w:p>
     <w:p>
@@ -1002,15 +1002,6 @@
       </w:pPr>
       <w:r>
         <w:t xml:space="preserve">Points per item are in the table. Standard lines are cited in the crosswalk format. Partial credit is noted where it applies. Items 1 to 8 check Topics 3.1 and 3.2; the exact terms should match what Lessons 3.1 to 3.9 used.</w:t>
-      </w:r>
-      <w:r>
-        <w:t xml:space="preserve"> </w:t>
-      </w:r>
-      <w:r>
-        <w:rPr>
-          <w:rStyle w:val="TeacherNote"/>
-        </w:rPr>
-        <w:t xml:space="preserve">[Sal: read those lessons’ vocabulary lists against this key before you give the test and adjust any wording that differs.]</w:t>
       </w:r>
     </w:p>
     <w:tbl>
@@ -2124,18 +2115,18 @@
               <w:jc w:val="left"/>
             </w:pPr>
             <w:r>
-              <w:t xml:space="preserve">Free books: D (library). Food help: B (WIC). One phone number: A (211). Checkups and shots: C (pediatrician). 1 point each for the first three, and the fourth is required for full credit (3 points for all four, 2 for three, 1 for two).</w:t>
-            </w:r>
-          </w:p>
-        </w:tc>
-        <w:tc>
-          <w:p>
-            <w:pPr>
-              <w:pStyle w:val="Compact"/>
-              <w:jc w:val="left"/>
-            </w:pPr>
-            <w:r>
-              <w:t xml:space="preserve">3</w:t>
+              <w:t xml:space="preserve">Free books: D (library). Food help: B (WIC). One phone number: A (211). Checkups and shots: C (pediatrician). Half a point each.</w:t>
+            </w:r>
+          </w:p>
+        </w:tc>
+        <w:tc>
+          <w:p>
+            <w:pPr>
+              <w:pStyle w:val="Compact"/>
+              <w:jc w:val="left"/>
+            </w:pPr>
+            <w:r>
+              <w:t xml:space="preserve">2</w:t>
             </w:r>
           </w:p>
         </w:tc>
@@ -2329,7 +2320,7 @@
         <w:pStyle w:val="Compact"/>
       </w:pPr>
       <w:r>
-        <w:t xml:space="preserve">Item 20 is Sal’s High tiered objective for Types of Families (</w:t>
+        <w:t xml:space="preserve">Item 20 is my High tiered objective for Types of Families (</w:t>
       </w:r>
       <w:r>
         <w:t xml:space="preserve">“</w:t>
@@ -2354,15 +2345,6 @@
       </w:pPr>
       <w:r>
         <w:t xml:space="preserve">Items 1 to 8 assume the terms in Lessons 3.1 to 3.9 (stages, four aspects, object permanence, heredity and environment, self-concept, peer pressure, stress causes and the toolkit, refusal lines).</w:t>
-      </w:r>
-      <w:r>
-        <w:t xml:space="preserve"> </w:t>
-      </w:r>
-      <w:r>
-        <w:rPr>
-          <w:rStyle w:val="TeacherNote"/>
-        </w:rPr>
-        <w:t xml:space="preserve">[Sal: if those lessons used different labels for the stages or the aspects, change the key, not the students’ answers.]</w:t>
       </w:r>
     </w:p>
     <w:p>
